--- a/reports/student2/Requirements - Student #2.docx
+++ b/reports/student2/Requirements - Student #2.docx
@@ -108,7 +108,19 @@
                   <w:rPr>
                     <w:u w:val="single"/>
                   </w:rPr>
-                  <w:t xml:space="preserve"> C1.033  </w:t>
+                  <w:t xml:space="preserve"> C</w:t>
+                </w:r>
+                <w:r>
+                  <w:rPr>
+                    <w:u w:val="single"/>
+                  </w:rPr>
+                  <w:t>2</w:t>
+                </w:r>
+                <w:r>
+                  <w:rPr>
+                    <w:u w:val="single"/>
+                  </w:rPr>
+                  <w:t xml:space="preserve">.033  </w:t>
                 </w:r>
               </w:sdtContent>
             </w:sdt>
@@ -175,6 +187,12 @@
                   </w:rPr>
                   <w:t xml:space="preserve"> https://github.com/karyouben/Acme-SF-D03</w:t>
                 </w:r>
+                <w:r>
+                  <w:rPr>
+                    <w:rFonts w:asciiTheme="majorHAnsi" w:hAnsiTheme="majorHAnsi" w:cstheme="majorHAnsi"/>
+                  </w:rPr>
+                  <w:t xml:space="preserve"> </w:t>
+                </w:r>
               </w:sdtContent>
             </w:sdt>
             <w:permEnd w:id="955522721"/>
@@ -218,7 +236,7 @@
               <w:rPr>
                 <w:rFonts w:asciiTheme="majorHAnsi" w:hAnsiTheme="majorHAnsi" w:cstheme="majorHAnsi"/>
                 <w:b/>
-                <w:lang w:val="es-ES"/>
+                <w:lang w:val="en-US"/>
               </w:rPr>
             </w:pPr>
             <w:r>
@@ -245,7 +263,7 @@
               <w:sdtPr>
                 <w:rPr>
                   <w:rFonts w:asciiTheme="majorHAnsi" w:hAnsiTheme="majorHAnsi" w:cstheme="majorHAnsi"/>
-                  <w:lang w:val="es-ES"/>
+                  <w:lang w:val="en-US"/>
                 </w:rPr>
                 <w:tag w:val="ID2"/>
                 <w:id w:val="-1276937016"/>
@@ -259,7 +277,7 @@
                 <w:r>
                   <w:rPr>
                     <w:rFonts w:asciiTheme="majorHAnsi" w:hAnsiTheme="majorHAnsi" w:cstheme="majorHAnsi"/>
-                    <w:lang w:val="es-ES"/>
+                    <w:lang w:val="en-US"/>
                   </w:rPr>
                   <w:t>17476993y</w:t>
                 </w:r>
@@ -301,7 +319,7 @@
               <w:sdtPr>
                 <w:rPr>
                   <w:rFonts w:asciiTheme="majorHAnsi" w:hAnsiTheme="majorHAnsi" w:cstheme="majorHAnsi"/>
-                  <w:lang w:val="es-ES"/>
+                  <w:lang w:val="en-US"/>
                 </w:rPr>
                 <w:tag w:val="UVUS02"/>
                 <w:id w:val="1381354132"/>
@@ -315,21 +333,23 @@
                 <w:r>
                   <w:rPr>
                     <w:rFonts w:asciiTheme="majorHAnsi" w:hAnsiTheme="majorHAnsi" w:cstheme="majorHAnsi"/>
-                    <w:lang w:val="es-ES"/>
+                    <w:lang w:val="en-US"/>
                   </w:rPr>
                   <w:t xml:space="preserve"> </w:t>
                 </w:r>
+                <w:proofErr w:type="spellStart"/>
                 <w:r>
                   <w:rPr>
                     <w:rFonts w:asciiTheme="majorHAnsi" w:hAnsiTheme="majorHAnsi" w:cstheme="majorHAnsi"/>
-                    <w:lang w:val="es-ES"/>
+                    <w:lang w:val="en-US"/>
                   </w:rPr>
                   <w:t>tomhuecal</w:t>
                 </w:r>
+                <w:proofErr w:type="spellEnd"/>
                 <w:r>
                   <w:rPr>
                     <w:rFonts w:asciiTheme="majorHAnsi" w:hAnsiTheme="majorHAnsi" w:cstheme="majorHAnsi"/>
-                    <w:lang w:val="es-ES"/>
+                    <w:lang w:val="en-US"/>
                   </w:rPr>
                   <w:t xml:space="preserve">  </w:t>
                 </w:r>
@@ -567,7 +587,25 @@
                   <w:rPr>
                     <w:rFonts w:asciiTheme="majorHAnsi" w:hAnsiTheme="majorHAnsi" w:cstheme="majorHAnsi"/>
                   </w:rPr>
-                  <w:t>Sevilla 04/24</w:t>
+                  <w:t>Sevilla 0</w:t>
+                </w:r>
+                <w:r>
+                  <w:rPr>
+                    <w:rFonts w:asciiTheme="majorHAnsi" w:hAnsiTheme="majorHAnsi" w:cstheme="majorHAnsi"/>
+                  </w:rPr>
+                  <w:t>6</w:t>
+                </w:r>
+                <w:r>
+                  <w:rPr>
+                    <w:rFonts w:asciiTheme="majorHAnsi" w:hAnsiTheme="majorHAnsi" w:cstheme="majorHAnsi"/>
+                  </w:rPr>
+                  <w:t>/</w:t>
+                </w:r>
+                <w:r>
+                  <w:rPr>
+                    <w:rFonts w:asciiTheme="majorHAnsi" w:hAnsiTheme="majorHAnsi" w:cstheme="majorHAnsi"/>
+                  </w:rPr>
+                  <w:t>07</w:t>
                 </w:r>
                 <w:r>
                   <w:rPr>
@@ -4449,7 +4487,19 @@
             <w:rPr>
               <w:rFonts w:asciiTheme="majorHAnsi" w:hAnsiTheme="majorHAnsi" w:cstheme="majorHAnsi"/>
             </w:rPr>
-            <w:t xml:space="preserve">    </w:t>
+            <w:t xml:space="preserve">  </w:t>
+          </w:r>
+          <w:r>
+            <w:rPr>
+              <w:rFonts w:asciiTheme="majorHAnsi" w:hAnsiTheme="majorHAnsi" w:cstheme="majorHAnsi"/>
+            </w:rPr>
+            <w:t xml:space="preserve">X  </w:t>
+          </w:r>
+          <w:r>
+            <w:rPr>
+              <w:rFonts w:asciiTheme="majorHAnsi" w:hAnsiTheme="majorHAnsi" w:cstheme="majorHAnsi"/>
+            </w:rPr>
+            <w:t xml:space="preserve"> </w:t>
           </w:r>
         </w:sdtContent>
       </w:sdt>
@@ -6471,10 +6521,14 @@
   </w:compat>
   <w:rsids>
     <w:rsidRoot w:val="004D7778"/>
+    <w:rsid w:val="000548BD"/>
+    <w:rsid w:val="000846D1"/>
+    <w:rsid w:val="000B3716"/>
     <w:rsid w:val="001C6AB6"/>
     <w:rsid w:val="00272ACC"/>
     <w:rsid w:val="004D7778"/>
     <w:rsid w:val="009B5C4A"/>
+    <w:rsid w:val="00E457A2"/>
     <w:rsid w:val="00FB3997"/>
   </w:rsids>
   <m:mathPr>

--- a/reports/student2/Requirements - Student #2.docx
+++ b/reports/student2/Requirements - Student #2.docx
@@ -171,6 +171,7 @@
               <w:sdtPr>
                 <w:rPr>
                   <w:rFonts w:asciiTheme="majorHAnsi" w:hAnsiTheme="majorHAnsi" w:cstheme="majorHAnsi"/>
+                  <w:u w:val="single"/>
                 </w:rPr>
                 <w:tag w:val="Repository"/>
                 <w:id w:val="46497162"/>
@@ -184,12 +185,21 @@
                 <w:r>
                   <w:rPr>
                     <w:rFonts w:asciiTheme="majorHAnsi" w:hAnsiTheme="majorHAnsi" w:cstheme="majorHAnsi"/>
+                    <w:u w:val="single"/>
                   </w:rPr>
-                  <w:t xml:space="preserve"> https://github.com/karyouben/Acme-SF-D03</w:t>
+                  <w:t xml:space="preserve"> https://github.com/karyouben/Acme-SF-D0</w:t>
                 </w:r>
                 <w:r>
                   <w:rPr>
                     <w:rFonts w:asciiTheme="majorHAnsi" w:hAnsiTheme="majorHAnsi" w:cstheme="majorHAnsi"/>
+                    <w:u w:val="single"/>
+                  </w:rPr>
+                  <w:t>4</w:t>
+                </w:r>
+                <w:r>
+                  <w:rPr>
+                    <w:rFonts w:asciiTheme="majorHAnsi" w:hAnsiTheme="majorHAnsi" w:cstheme="majorHAnsi"/>
+                    <w:u w:val="single"/>
                   </w:rPr>
                   <w:t xml:space="preserve"> </w:t>
                 </w:r>
@@ -6527,7 +6537,9 @@
     <w:rsid w:val="001C6AB6"/>
     <w:rsid w:val="00272ACC"/>
     <w:rsid w:val="004D7778"/>
+    <w:rsid w:val="006F07F2"/>
     <w:rsid w:val="009B5C4A"/>
+    <w:rsid w:val="00C65CB4"/>
     <w:rsid w:val="00E457A2"/>
     <w:rsid w:val="00FB3997"/>
   </w:rsids>
